--- a/docs/Training Documents/Thina_CRM_User_Training_Guide.docx
+++ b/docs/Training Documents/Thina_CRM_User_Training_Guide.docx
@@ -66,7 +66,7 @@
           <w:sz w:val="28"/>
           <w:szCs w:val="28"/>
         </w:rPr>
-        <w:t xml:space="preserve">Version 1.0.0</w:t>
+        <w:t xml:space="preserve">Version 1.0.1</w:t>
       </w:r>
     </w:p>
     <w:p>
@@ -12178,7 +12178,7 @@
           <w:sz w:val="22"/>
           <w:szCs w:val="22"/>
         </w:rPr>
-        <w:t xml:space="preserve">This training guide covers Thina CRM v0.12.0. For technical details, refer to the Thina CRM System Specification document.</w:t>
+        <w:t xml:space="preserve">This training guide covers Thina CRM v1.0.1. For technical details, refer to the Thina CRM System Specification document.</w:t>
       </w:r>
     </w:p>
     <w:p>
@@ -14507,6 +14507,874 @@
     </w:p>
     <w:p>
       <w:pPr>
+        <w:pStyle w:val="Heading1"/>
+        <w:spacing w:after="120" w:before="300"/>
+      </w:pPr>
+      <w:r>
+        <w:t xml:space="preserve">v1.0.1 — New Feature Training</w:t>
+      </w:r>
+    </w:p>
+    <w:p>
+      <w:pPr>
+        <w:pStyle w:val="Heading2"/>
+        <w:spacing w:after="120" w:before="300"/>
+      </w:pPr>
+      <w:r>
+        <w:t xml:space="preserve">Agent Assignment</w:t>
+      </w:r>
+    </w:p>
+    <w:p>
+      <w:pPr>
+        <w:spacing w:after="100"/>
+      </w:pPr>
+      <w:r>
+        <w:rPr>
+          <w:rFonts w:ascii="Aptos" w:cs="Aptos" w:eastAsia="Aptos" w:hAnsi="Aptos"/>
+          <w:sz w:val="22"/>
+          <w:szCs w:val="22"/>
+        </w:rPr>
+        <w:t xml:space="preserve">Every lead and contact in Thina CRM is now assigned to a specific agent. This ensures accountability and prevents leads from falling through the cracks.</w:t>
+      </w:r>
+    </w:p>
+    <w:p>
+      <w:pPr>
+        <w:pStyle w:val="Heading3"/>
+        <w:spacing w:after="120" w:before="300"/>
+      </w:pPr>
+      <w:r>
+        <w:t xml:space="preserve">How It Works</w:t>
+      </w:r>
+    </w:p>
+    <w:p>
+      <w:pPr>
+        <w:pStyle w:val="ListParagraph"/>
+        <w:numPr>
+          <w:ilvl w:val="0"/>
+          <w:numId w:val="1"/>
+        </w:numPr>
+        <w:spacing w:after="40"/>
+      </w:pPr>
+      <w:r>
+        <w:rPr>
+          <w:rFonts w:ascii="Aptos" w:cs="Aptos" w:eastAsia="Aptos" w:hAnsi="Aptos"/>
+          <w:sz w:val="22"/>
+          <w:szCs w:val="22"/>
+        </w:rPr>
+        <w:t xml:space="preserve">When you create a new lead or contact, you are automatically assigned as the owner.</w:t>
+      </w:r>
+    </w:p>
+    <w:p>
+      <w:pPr>
+        <w:pStyle w:val="ListParagraph"/>
+        <w:numPr>
+          <w:ilvl w:val="0"/>
+          <w:numId w:val="1"/>
+        </w:numPr>
+        <w:spacing w:after="40"/>
+      </w:pPr>
+      <w:r>
+        <w:rPr>
+          <w:rFonts w:ascii="Aptos" w:cs="Aptos" w:eastAsia="Aptos" w:hAnsi="Aptos"/>
+          <w:sz w:val="22"/>
+          <w:szCs w:val="22"/>
+        </w:rPr>
+        <w:t xml:space="preserve">Your name and avatar appear as an 'Agent Badge' on each lead/contact card.</w:t>
+      </w:r>
+    </w:p>
+    <w:p>
+      <w:pPr>
+        <w:pStyle w:val="ListParagraph"/>
+        <w:numPr>
+          <w:ilvl w:val="0"/>
+          <w:numId w:val="1"/>
+        </w:numPr>
+        <w:spacing w:after="40"/>
+      </w:pPr>
+      <w:r>
+        <w:rPr>
+          <w:rFonts w:ascii="Aptos" w:cs="Aptos" w:eastAsia="Aptos" w:hAnsi="Aptos"/>
+          <w:sz w:val="22"/>
+          <w:szCs w:val="22"/>
+        </w:rPr>
+        <w:t xml:space="preserve">Assignment is permanent (lock-on-first-touch) — the first agent to engage with a customer owns the relationship.</w:t>
+      </w:r>
+    </w:p>
+    <w:p>
+      <w:pPr>
+        <w:pStyle w:val="ListParagraph"/>
+        <w:numPr>
+          <w:ilvl w:val="0"/>
+          <w:numId w:val="1"/>
+        </w:numPr>
+        <w:spacing w:after="40"/>
+      </w:pPr>
+      <w:r>
+        <w:rPr>
+          <w:rFonts w:ascii="Aptos" w:cs="Aptos" w:eastAsia="Aptos" w:hAnsi="Aptos"/>
+          <w:sz w:val="22"/>
+          <w:szCs w:val="22"/>
+        </w:rPr>
+        <w:t xml:space="preserve">You can view all your assigned leads and contacts from the respective list pages.</w:t>
+      </w:r>
+    </w:p>
+    <w:p>
+      <w:pPr>
+        <w:pStyle w:val="Heading2"/>
+        <w:spacing w:after="120" w:before="300"/>
+      </w:pPr>
+      <w:r>
+        <w:t xml:space="preserve">Document Upload with Firebase Storage</w:t>
+      </w:r>
+    </w:p>
+    <w:p>
+      <w:pPr>
+        <w:spacing w:after="100"/>
+      </w:pPr>
+      <w:r>
+        <w:rPr>
+          <w:rFonts w:ascii="Aptos" w:cs="Aptos" w:eastAsia="Aptos" w:hAnsi="Aptos"/>
+          <w:sz w:val="22"/>
+          <w:szCs w:val="22"/>
+        </w:rPr>
+        <w:t xml:space="preserve">The Document Vault now supports real file uploads powered by Firebase Storage.</w:t>
+      </w:r>
+    </w:p>
+    <w:p>
+      <w:pPr>
+        <w:pStyle w:val="Heading3"/>
+        <w:spacing w:after="120" w:before="300"/>
+      </w:pPr>
+      <w:r>
+        <w:t xml:space="preserve">How to Upload a Document</w:t>
+      </w:r>
+    </w:p>
+    <w:p>
+      <w:pPr>
+        <w:pStyle w:val="ListParagraph"/>
+        <w:numPr>
+          <w:ilvl w:val="0"/>
+          <w:numId w:val="1"/>
+        </w:numPr>
+        <w:spacing w:after="40"/>
+      </w:pPr>
+      <w:r>
+        <w:rPr>
+          <w:rFonts w:ascii="Aptos" w:cs="Aptos" w:eastAsia="Aptos" w:hAnsi="Aptos"/>
+          <w:sz w:val="22"/>
+          <w:szCs w:val="22"/>
+        </w:rPr>
+        <w:t xml:space="preserve">Navigate to Documents from the sidebar (under Transactions).</w:t>
+      </w:r>
+    </w:p>
+    <w:p>
+      <w:pPr>
+        <w:pStyle w:val="ListParagraph"/>
+        <w:numPr>
+          <w:ilvl w:val="0"/>
+          <w:numId w:val="1"/>
+        </w:numPr>
+        <w:spacing w:after="40"/>
+      </w:pPr>
+      <w:r>
+        <w:rPr>
+          <w:rFonts w:ascii="Aptos" w:cs="Aptos" w:eastAsia="Aptos" w:hAnsi="Aptos"/>
+          <w:sz w:val="22"/>
+          <w:szCs w:val="22"/>
+        </w:rPr>
+        <w:t xml:space="preserve">Click the 'Upload Document' button to open the upload sheet.</w:t>
+      </w:r>
+    </w:p>
+    <w:p>
+      <w:pPr>
+        <w:pStyle w:val="ListParagraph"/>
+        <w:numPr>
+          <w:ilvl w:val="0"/>
+          <w:numId w:val="1"/>
+        </w:numPr>
+        <w:spacing w:after="40"/>
+      </w:pPr>
+      <w:r>
+        <w:rPr>
+          <w:rFonts w:ascii="Aptos" w:cs="Aptos" w:eastAsia="Aptos" w:hAnsi="Aptos"/>
+          <w:sz w:val="22"/>
+          <w:szCs w:val="22"/>
+        </w:rPr>
+        <w:t xml:space="preserve">Select the document category (FICA, OTP, Mandate, Bond, or Other).</w:t>
+      </w:r>
+    </w:p>
+    <w:p>
+      <w:pPr>
+        <w:pStyle w:val="ListParagraph"/>
+        <w:numPr>
+          <w:ilvl w:val="0"/>
+          <w:numId w:val="1"/>
+        </w:numPr>
+        <w:spacing w:after="40"/>
+      </w:pPr>
+      <w:r>
+        <w:rPr>
+          <w:rFonts w:ascii="Aptos" w:cs="Aptos" w:eastAsia="Aptos" w:hAnsi="Aptos"/>
+          <w:sz w:val="22"/>
+          <w:szCs w:val="22"/>
+        </w:rPr>
+        <w:t xml:space="preserve">Choose a file from your device. Supported types: PDF, JPEG, PNG, DOCX.</w:t>
+      </w:r>
+    </w:p>
+    <w:p>
+      <w:pPr>
+        <w:pStyle w:val="ListParagraph"/>
+        <w:numPr>
+          <w:ilvl w:val="0"/>
+          <w:numId w:val="1"/>
+        </w:numPr>
+        <w:spacing w:after="40"/>
+      </w:pPr>
+      <w:r>
+        <w:rPr>
+          <w:rFonts w:ascii="Aptos" w:cs="Aptos" w:eastAsia="Aptos" w:hAnsi="Aptos"/>
+          <w:sz w:val="22"/>
+          <w:szCs w:val="22"/>
+        </w:rPr>
+        <w:t xml:space="preserve">Click 'Upload' — the file is securely stored in Firebase Storage and linked to your account.</w:t>
+      </w:r>
+    </w:p>
+    <w:p>
+      <w:pPr>
+        <w:pStyle w:val="ListParagraph"/>
+        <w:numPr>
+          <w:ilvl w:val="0"/>
+          <w:numId w:val="1"/>
+        </w:numPr>
+        <w:spacing w:after="40"/>
+      </w:pPr>
+      <w:r>
+        <w:rPr>
+          <w:rFonts w:ascii="Aptos" w:cs="Aptos" w:eastAsia="Aptos" w:hAnsi="Aptos"/>
+          <w:sz w:val="22"/>
+          <w:szCs w:val="22"/>
+        </w:rPr>
+        <w:t xml:space="preserve">Uploaded documents appear in the Document Vault with category tags and timestamps.</w:t>
+      </w:r>
+    </w:p>
+    <w:p>
+      <w:pPr>
+        <w:pStyle w:val="Heading2"/>
+        <w:spacing w:after="120" w:before="300"/>
+      </w:pPr>
+      <w:r>
+        <w:t xml:space="preserve">Messaging — Real SMS via BulkSMS</w:t>
+      </w:r>
+    </w:p>
+    <w:p>
+      <w:pPr>
+        <w:spacing w:after="100"/>
+      </w:pPr>
+      <w:r>
+        <w:rPr>
+          <w:rFonts w:ascii="Aptos" w:cs="Aptos" w:eastAsia="Aptos" w:hAnsi="Aptos"/>
+          <w:sz w:val="22"/>
+          <w:szCs w:val="22"/>
+        </w:rPr>
+        <w:t xml:space="preserve">The Messaging page now sends real SMS messages through the BulkSMS.co.za API.</w:t>
+      </w:r>
+    </w:p>
+    <w:p>
+      <w:pPr>
+        <w:pStyle w:val="Heading3"/>
+        <w:spacing w:after="120" w:before="300"/>
+      </w:pPr>
+      <w:r>
+        <w:t xml:space="preserve">How to Send an SMS</w:t>
+      </w:r>
+    </w:p>
+    <w:p>
+      <w:pPr>
+        <w:pStyle w:val="ListParagraph"/>
+        <w:numPr>
+          <w:ilvl w:val="0"/>
+          <w:numId w:val="1"/>
+        </w:numPr>
+        <w:spacing w:after="40"/>
+      </w:pPr>
+      <w:r>
+        <w:rPr>
+          <w:rFonts w:ascii="Aptos" w:cs="Aptos" w:eastAsia="Aptos" w:hAnsi="Aptos"/>
+          <w:sz w:val="22"/>
+          <w:szCs w:val="22"/>
+        </w:rPr>
+        <w:t xml:space="preserve">Navigate to Messaging from the sidebar (under Pipeline).</w:t>
+      </w:r>
+    </w:p>
+    <w:p>
+      <w:pPr>
+        <w:pStyle w:val="ListParagraph"/>
+        <w:numPr>
+          <w:ilvl w:val="0"/>
+          <w:numId w:val="1"/>
+        </w:numPr>
+        <w:spacing w:after="40"/>
+      </w:pPr>
+      <w:r>
+        <w:rPr>
+          <w:rFonts w:ascii="Aptos" w:cs="Aptos" w:eastAsia="Aptos" w:hAnsi="Aptos"/>
+          <w:sz w:val="22"/>
+          <w:szCs w:val="22"/>
+        </w:rPr>
+        <w:t xml:space="preserve">Click 'Compose Message' to open the compose sheet.</w:t>
+      </w:r>
+    </w:p>
+    <w:p>
+      <w:pPr>
+        <w:pStyle w:val="ListParagraph"/>
+        <w:numPr>
+          <w:ilvl w:val="0"/>
+          <w:numId w:val="1"/>
+        </w:numPr>
+        <w:spacing w:after="40"/>
+      </w:pPr>
+      <w:r>
+        <w:rPr>
+          <w:rFonts w:ascii="Aptos" w:cs="Aptos" w:eastAsia="Aptos" w:hAnsi="Aptos"/>
+          <w:sz w:val="22"/>
+          <w:szCs w:val="22"/>
+        </w:rPr>
+        <w:t xml:space="preserve">Select a recipient or enter a mobile number (South African format: +27...).</w:t>
+      </w:r>
+    </w:p>
+    <w:p>
+      <w:pPr>
+        <w:pStyle w:val="ListParagraph"/>
+        <w:numPr>
+          <w:ilvl w:val="0"/>
+          <w:numId w:val="1"/>
+        </w:numPr>
+        <w:spacing w:after="40"/>
+      </w:pPr>
+      <w:r>
+        <w:rPr>
+          <w:rFonts w:ascii="Aptos" w:cs="Aptos" w:eastAsia="Aptos" w:hAnsi="Aptos"/>
+          <w:sz w:val="22"/>
+          <w:szCs w:val="22"/>
+        </w:rPr>
+        <w:t xml:space="preserve">Type your message and click 'Send'.</w:t>
+      </w:r>
+    </w:p>
+    <w:p>
+      <w:pPr>
+        <w:pStyle w:val="ListParagraph"/>
+        <w:numPr>
+          <w:ilvl w:val="0"/>
+          <w:numId w:val="1"/>
+        </w:numPr>
+        <w:spacing w:after="40"/>
+      </w:pPr>
+      <w:r>
+        <w:rPr>
+          <w:rFonts w:ascii="Aptos" w:cs="Aptos" w:eastAsia="Aptos" w:hAnsi="Aptos"/>
+          <w:sz w:val="22"/>
+          <w:szCs w:val="22"/>
+        </w:rPr>
+        <w:t xml:space="preserve">The message is sent via the BulkSMS API. Delivery status updates automatically.</w:t>
+      </w:r>
+    </w:p>
+    <w:p>
+      <w:pPr>
+        <w:pStyle w:val="ListParagraph"/>
+        <w:numPr>
+          <w:ilvl w:val="0"/>
+          <w:numId w:val="1"/>
+        </w:numPr>
+        <w:spacing w:after="40"/>
+      </w:pPr>
+      <w:r>
+        <w:rPr>
+          <w:rFonts w:ascii="Aptos" w:cs="Aptos" w:eastAsia="Aptos" w:hAnsi="Aptos"/>
+          <w:sz w:val="22"/>
+          <w:szCs w:val="22"/>
+        </w:rPr>
+        <w:t xml:space="preserve">All sent messages are saved in the SMS history with delivery status indicators.</w:t>
+      </w:r>
+    </w:p>
+    <w:p>
+      <w:pPr>
+        <w:pStyle w:val="Heading2"/>
+        <w:spacing w:after="120" w:before="300"/>
+      </w:pPr>
+      <w:r>
+        <w:t xml:space="preserve">Inbound Lead Webhook</w:t>
+      </w:r>
+    </w:p>
+    <w:p>
+      <w:pPr>
+        <w:spacing w:after="100"/>
+      </w:pPr>
+      <w:r>
+        <w:rPr>
+          <w:rFonts w:ascii="Aptos" w:cs="Aptos" w:eastAsia="Aptos" w:hAnsi="Aptos"/>
+          <w:sz w:val="22"/>
+          <w:szCs w:val="22"/>
+        </w:rPr>
+        <w:t xml:space="preserve">Leads from property portals like Property24 and Private Property can now be injected automatically via a secure webhook endpoint. Contact your system administrator to configure the webhook URL and HMAC secret for your portal account.</w:t>
+      </w:r>
+    </w:p>
+    <w:p>
+      <w:pPr>
+        <w:pStyle w:val="Heading2"/>
+        <w:spacing w:after="120" w:before="300"/>
+      </w:pPr>
+      <w:r>
+        <w:t xml:space="preserve">Pipeline Card Navigation</w:t>
+      </w:r>
+    </w:p>
+    <w:p>
+      <w:pPr>
+        <w:spacing w:after="100"/>
+      </w:pPr>
+      <w:r>
+        <w:rPr>
+          <w:rFonts w:ascii="Aptos" w:cs="Aptos" w:eastAsia="Aptos" w:hAnsi="Aptos"/>
+          <w:sz w:val="22"/>
+          <w:szCs w:val="22"/>
+        </w:rPr>
+        <w:t xml:space="preserve">You can now click on any card on the Pipeline Board or Transaction Pipeline to navigate directly to the lead or transaction detail page. Previously, cards were display-only.</w:t>
+      </w:r>
+    </w:p>
+    <w:p>
+      <w:pPr>
+        <w:pStyle w:val="Heading1"/>
+        <w:spacing w:after="120" w:before="300"/>
+      </w:pPr>
+      <w:r>
+        <w:t xml:space="preserve">v1.0.1 — New Feature Training</w:t>
+      </w:r>
+    </w:p>
+    <w:p>
+      <w:pPr>
+        <w:pStyle w:val="Heading2"/>
+        <w:spacing w:after="120" w:before="300"/>
+      </w:pPr>
+      <w:r>
+        <w:t xml:space="preserve">Agent Assignment</w:t>
+      </w:r>
+    </w:p>
+    <w:p>
+      <w:pPr>
+        <w:spacing w:after="100"/>
+      </w:pPr>
+      <w:r>
+        <w:rPr>
+          <w:rFonts w:ascii="Aptos" w:cs="Aptos" w:eastAsia="Aptos" w:hAnsi="Aptos"/>
+          <w:sz w:val="22"/>
+          <w:szCs w:val="22"/>
+        </w:rPr>
+        <w:t xml:space="preserve">Every lead and contact in Thina CRM is now assigned to a specific agent. This ensures accountability and prevents leads from falling through the cracks.</w:t>
+      </w:r>
+    </w:p>
+    <w:p>
+      <w:pPr>
+        <w:pStyle w:val="Heading3"/>
+        <w:spacing w:after="120" w:before="300"/>
+      </w:pPr>
+      <w:r>
+        <w:t xml:space="preserve">How It Works</w:t>
+      </w:r>
+    </w:p>
+    <w:p>
+      <w:pPr>
+        <w:pStyle w:val="ListParagraph"/>
+        <w:numPr>
+          <w:ilvl w:val="0"/>
+          <w:numId w:val="1"/>
+        </w:numPr>
+        <w:spacing w:after="40"/>
+      </w:pPr>
+      <w:r>
+        <w:rPr>
+          <w:rFonts w:ascii="Aptos" w:cs="Aptos" w:eastAsia="Aptos" w:hAnsi="Aptos"/>
+          <w:sz w:val="22"/>
+          <w:szCs w:val="22"/>
+        </w:rPr>
+        <w:t xml:space="preserve">When you create a new lead or contact, you are automatically assigned as the owner.</w:t>
+      </w:r>
+    </w:p>
+    <w:p>
+      <w:pPr>
+        <w:pStyle w:val="ListParagraph"/>
+        <w:numPr>
+          <w:ilvl w:val="0"/>
+          <w:numId w:val="1"/>
+        </w:numPr>
+        <w:spacing w:after="40"/>
+      </w:pPr>
+      <w:r>
+        <w:rPr>
+          <w:rFonts w:ascii="Aptos" w:cs="Aptos" w:eastAsia="Aptos" w:hAnsi="Aptos"/>
+          <w:sz w:val="22"/>
+          <w:szCs w:val="22"/>
+        </w:rPr>
+        <w:t xml:space="preserve">Your name and avatar appear as an 'Agent Badge' on each lead/contact card.</w:t>
+      </w:r>
+    </w:p>
+    <w:p>
+      <w:pPr>
+        <w:pStyle w:val="ListParagraph"/>
+        <w:numPr>
+          <w:ilvl w:val="0"/>
+          <w:numId w:val="1"/>
+        </w:numPr>
+        <w:spacing w:after="40"/>
+      </w:pPr>
+      <w:r>
+        <w:rPr>
+          <w:rFonts w:ascii="Aptos" w:cs="Aptos" w:eastAsia="Aptos" w:hAnsi="Aptos"/>
+          <w:sz w:val="22"/>
+          <w:szCs w:val="22"/>
+        </w:rPr>
+        <w:t xml:space="preserve">Assignment is permanent (lock-on-first-touch) — the first agent to engage with a customer owns the relationship.</w:t>
+      </w:r>
+    </w:p>
+    <w:p>
+      <w:pPr>
+        <w:pStyle w:val="ListParagraph"/>
+        <w:numPr>
+          <w:ilvl w:val="0"/>
+          <w:numId w:val="1"/>
+        </w:numPr>
+        <w:spacing w:after="40"/>
+      </w:pPr>
+      <w:r>
+        <w:rPr>
+          <w:rFonts w:ascii="Aptos" w:cs="Aptos" w:eastAsia="Aptos" w:hAnsi="Aptos"/>
+          <w:sz w:val="22"/>
+          <w:szCs w:val="22"/>
+        </w:rPr>
+        <w:t xml:space="preserve">You can view all your assigned leads and contacts from the respective list pages.</w:t>
+      </w:r>
+    </w:p>
+    <w:p>
+      <w:pPr>
+        <w:pStyle w:val="Heading2"/>
+        <w:spacing w:after="120" w:before="300"/>
+      </w:pPr>
+      <w:r>
+        <w:t xml:space="preserve">Document Upload with Firebase Storage</w:t>
+      </w:r>
+    </w:p>
+    <w:p>
+      <w:pPr>
+        <w:spacing w:after="100"/>
+      </w:pPr>
+      <w:r>
+        <w:rPr>
+          <w:rFonts w:ascii="Aptos" w:cs="Aptos" w:eastAsia="Aptos" w:hAnsi="Aptos"/>
+          <w:sz w:val="22"/>
+          <w:szCs w:val="22"/>
+        </w:rPr>
+        <w:t xml:space="preserve">The Document Vault now supports real file uploads powered by Firebase Storage.</w:t>
+      </w:r>
+    </w:p>
+    <w:p>
+      <w:pPr>
+        <w:pStyle w:val="Heading3"/>
+        <w:spacing w:after="120" w:before="300"/>
+      </w:pPr>
+      <w:r>
+        <w:t xml:space="preserve">How to Upload a Document</w:t>
+      </w:r>
+    </w:p>
+    <w:p>
+      <w:pPr>
+        <w:pStyle w:val="ListParagraph"/>
+        <w:numPr>
+          <w:ilvl w:val="0"/>
+          <w:numId w:val="1"/>
+        </w:numPr>
+        <w:spacing w:after="40"/>
+      </w:pPr>
+      <w:r>
+        <w:rPr>
+          <w:rFonts w:ascii="Aptos" w:cs="Aptos" w:eastAsia="Aptos" w:hAnsi="Aptos"/>
+          <w:sz w:val="22"/>
+          <w:szCs w:val="22"/>
+        </w:rPr>
+        <w:t xml:space="preserve">Navigate to Documents from the sidebar (under Transactions).</w:t>
+      </w:r>
+    </w:p>
+    <w:p>
+      <w:pPr>
+        <w:pStyle w:val="ListParagraph"/>
+        <w:numPr>
+          <w:ilvl w:val="0"/>
+          <w:numId w:val="1"/>
+        </w:numPr>
+        <w:spacing w:after="40"/>
+      </w:pPr>
+      <w:r>
+        <w:rPr>
+          <w:rFonts w:ascii="Aptos" w:cs="Aptos" w:eastAsia="Aptos" w:hAnsi="Aptos"/>
+          <w:sz w:val="22"/>
+          <w:szCs w:val="22"/>
+        </w:rPr>
+        <w:t xml:space="preserve">Click the 'Upload Document' button to open the upload sheet.</w:t>
+      </w:r>
+    </w:p>
+    <w:p>
+      <w:pPr>
+        <w:pStyle w:val="ListParagraph"/>
+        <w:numPr>
+          <w:ilvl w:val="0"/>
+          <w:numId w:val="1"/>
+        </w:numPr>
+        <w:spacing w:after="40"/>
+      </w:pPr>
+      <w:r>
+        <w:rPr>
+          <w:rFonts w:ascii="Aptos" w:cs="Aptos" w:eastAsia="Aptos" w:hAnsi="Aptos"/>
+          <w:sz w:val="22"/>
+          <w:szCs w:val="22"/>
+        </w:rPr>
+        <w:t xml:space="preserve">Select the document category (FICA, OTP, Mandate, Bond, or Other).</w:t>
+      </w:r>
+    </w:p>
+    <w:p>
+      <w:pPr>
+        <w:pStyle w:val="ListParagraph"/>
+        <w:numPr>
+          <w:ilvl w:val="0"/>
+          <w:numId w:val="1"/>
+        </w:numPr>
+        <w:spacing w:after="40"/>
+      </w:pPr>
+      <w:r>
+        <w:rPr>
+          <w:rFonts w:ascii="Aptos" w:cs="Aptos" w:eastAsia="Aptos" w:hAnsi="Aptos"/>
+          <w:sz w:val="22"/>
+          <w:szCs w:val="22"/>
+        </w:rPr>
+        <w:t xml:space="preserve">Choose a file from your device. Supported types: PDF, JPEG, PNG, DOCX.</w:t>
+      </w:r>
+    </w:p>
+    <w:p>
+      <w:pPr>
+        <w:pStyle w:val="ListParagraph"/>
+        <w:numPr>
+          <w:ilvl w:val="0"/>
+          <w:numId w:val="1"/>
+        </w:numPr>
+        <w:spacing w:after="40"/>
+      </w:pPr>
+      <w:r>
+        <w:rPr>
+          <w:rFonts w:ascii="Aptos" w:cs="Aptos" w:eastAsia="Aptos" w:hAnsi="Aptos"/>
+          <w:sz w:val="22"/>
+          <w:szCs w:val="22"/>
+        </w:rPr>
+        <w:t xml:space="preserve">Click 'Upload' — the file is securely stored in Firebase Storage and linked to your account.</w:t>
+      </w:r>
+    </w:p>
+    <w:p>
+      <w:pPr>
+        <w:pStyle w:val="ListParagraph"/>
+        <w:numPr>
+          <w:ilvl w:val="0"/>
+          <w:numId w:val="1"/>
+        </w:numPr>
+        <w:spacing w:after="40"/>
+      </w:pPr>
+      <w:r>
+        <w:rPr>
+          <w:rFonts w:ascii="Aptos" w:cs="Aptos" w:eastAsia="Aptos" w:hAnsi="Aptos"/>
+          <w:sz w:val="22"/>
+          <w:szCs w:val="22"/>
+        </w:rPr>
+        <w:t xml:space="preserve">Uploaded documents appear in the Document Vault with category tags and timestamps.</w:t>
+      </w:r>
+    </w:p>
+    <w:p>
+      <w:pPr>
+        <w:pStyle w:val="Heading2"/>
+        <w:spacing w:after="120" w:before="300"/>
+      </w:pPr>
+      <w:r>
+        <w:t xml:space="preserve">Messaging — Real SMS via BulkSMS</w:t>
+      </w:r>
+    </w:p>
+    <w:p>
+      <w:pPr>
+        <w:spacing w:after="100"/>
+      </w:pPr>
+      <w:r>
+        <w:rPr>
+          <w:rFonts w:ascii="Aptos" w:cs="Aptos" w:eastAsia="Aptos" w:hAnsi="Aptos"/>
+          <w:sz w:val="22"/>
+          <w:szCs w:val="22"/>
+        </w:rPr>
+        <w:t xml:space="preserve">The Messaging page now sends real SMS messages through the BulkSMS.co.za API.</w:t>
+      </w:r>
+    </w:p>
+    <w:p>
+      <w:pPr>
+        <w:pStyle w:val="Heading3"/>
+        <w:spacing w:after="120" w:before="300"/>
+      </w:pPr>
+      <w:r>
+        <w:t xml:space="preserve">How to Send an SMS</w:t>
+      </w:r>
+    </w:p>
+    <w:p>
+      <w:pPr>
+        <w:pStyle w:val="ListParagraph"/>
+        <w:numPr>
+          <w:ilvl w:val="0"/>
+          <w:numId w:val="1"/>
+        </w:numPr>
+        <w:spacing w:after="40"/>
+      </w:pPr>
+      <w:r>
+        <w:rPr>
+          <w:rFonts w:ascii="Aptos" w:cs="Aptos" w:eastAsia="Aptos" w:hAnsi="Aptos"/>
+          <w:sz w:val="22"/>
+          <w:szCs w:val="22"/>
+        </w:rPr>
+        <w:t xml:space="preserve">Navigate to Messaging from the sidebar (under Pipeline).</w:t>
+      </w:r>
+    </w:p>
+    <w:p>
+      <w:pPr>
+        <w:pStyle w:val="ListParagraph"/>
+        <w:numPr>
+          <w:ilvl w:val="0"/>
+          <w:numId w:val="1"/>
+        </w:numPr>
+        <w:spacing w:after="40"/>
+      </w:pPr>
+      <w:r>
+        <w:rPr>
+          <w:rFonts w:ascii="Aptos" w:cs="Aptos" w:eastAsia="Aptos" w:hAnsi="Aptos"/>
+          <w:sz w:val="22"/>
+          <w:szCs w:val="22"/>
+        </w:rPr>
+        <w:t xml:space="preserve">Click 'Compose Message' to open the compose sheet.</w:t>
+      </w:r>
+    </w:p>
+    <w:p>
+      <w:pPr>
+        <w:pStyle w:val="ListParagraph"/>
+        <w:numPr>
+          <w:ilvl w:val="0"/>
+          <w:numId w:val="1"/>
+        </w:numPr>
+        <w:spacing w:after="40"/>
+      </w:pPr>
+      <w:r>
+        <w:rPr>
+          <w:rFonts w:ascii="Aptos" w:cs="Aptos" w:eastAsia="Aptos" w:hAnsi="Aptos"/>
+          <w:sz w:val="22"/>
+          <w:szCs w:val="22"/>
+        </w:rPr>
+        <w:t xml:space="preserve">Select a recipient or enter a mobile number (South African format: +27...).</w:t>
+      </w:r>
+    </w:p>
+    <w:p>
+      <w:pPr>
+        <w:pStyle w:val="ListParagraph"/>
+        <w:numPr>
+          <w:ilvl w:val="0"/>
+          <w:numId w:val="1"/>
+        </w:numPr>
+        <w:spacing w:after="40"/>
+      </w:pPr>
+      <w:r>
+        <w:rPr>
+          <w:rFonts w:ascii="Aptos" w:cs="Aptos" w:eastAsia="Aptos" w:hAnsi="Aptos"/>
+          <w:sz w:val="22"/>
+          <w:szCs w:val="22"/>
+        </w:rPr>
+        <w:t xml:space="preserve">Type your message and click 'Send'.</w:t>
+      </w:r>
+    </w:p>
+    <w:p>
+      <w:pPr>
+        <w:pStyle w:val="ListParagraph"/>
+        <w:numPr>
+          <w:ilvl w:val="0"/>
+          <w:numId w:val="1"/>
+        </w:numPr>
+        <w:spacing w:after="40"/>
+      </w:pPr>
+      <w:r>
+        <w:rPr>
+          <w:rFonts w:ascii="Aptos" w:cs="Aptos" w:eastAsia="Aptos" w:hAnsi="Aptos"/>
+          <w:sz w:val="22"/>
+          <w:szCs w:val="22"/>
+        </w:rPr>
+        <w:t xml:space="preserve">The message is sent via the BulkSMS API. Delivery status updates automatically.</w:t>
+      </w:r>
+    </w:p>
+    <w:p>
+      <w:pPr>
+        <w:pStyle w:val="ListParagraph"/>
+        <w:numPr>
+          <w:ilvl w:val="0"/>
+          <w:numId w:val="1"/>
+        </w:numPr>
+        <w:spacing w:after="40"/>
+      </w:pPr>
+      <w:r>
+        <w:rPr>
+          <w:rFonts w:ascii="Aptos" w:cs="Aptos" w:eastAsia="Aptos" w:hAnsi="Aptos"/>
+          <w:sz w:val="22"/>
+          <w:szCs w:val="22"/>
+        </w:rPr>
+        <w:t xml:space="preserve">All sent messages are saved in the SMS history with delivery status indicators.</w:t>
+      </w:r>
+    </w:p>
+    <w:p>
+      <w:pPr>
+        <w:pStyle w:val="Heading2"/>
+        <w:spacing w:after="120" w:before="300"/>
+      </w:pPr>
+      <w:r>
+        <w:t xml:space="preserve">Inbound Lead Webhook</w:t>
+      </w:r>
+    </w:p>
+    <w:p>
+      <w:pPr>
+        <w:spacing w:after="100"/>
+      </w:pPr>
+      <w:r>
+        <w:rPr>
+          <w:rFonts w:ascii="Aptos" w:cs="Aptos" w:eastAsia="Aptos" w:hAnsi="Aptos"/>
+          <w:sz w:val="22"/>
+          <w:szCs w:val="22"/>
+        </w:rPr>
+        <w:t xml:space="preserve">Leads from property portals like Property24 and Private Property can now be injected automatically via a secure webhook endpoint. Contact your system administrator to configure the webhook URL and HMAC secret for your portal account.</w:t>
+      </w:r>
+    </w:p>
+    <w:p>
+      <w:pPr>
+        <w:pStyle w:val="Heading2"/>
+        <w:spacing w:after="120" w:before="300"/>
+      </w:pPr>
+      <w:r>
+        <w:t xml:space="preserve">Pipeline Card Navigation</w:t>
+      </w:r>
+    </w:p>
+    <w:p>
+      <w:pPr>
+        <w:spacing w:after="100"/>
+      </w:pPr>
+      <w:r>
+        <w:rPr>
+          <w:rFonts w:ascii="Aptos" w:cs="Aptos" w:eastAsia="Aptos" w:hAnsi="Aptos"/>
+          <w:sz w:val="22"/>
+          <w:szCs w:val="22"/>
+        </w:rPr>
+        <w:t xml:space="preserve">You can now click on any card on the Pipeline Board or Transaction Pipeline to navigate directly to the lead or transaction detail page. Previously, cards were display-only.</w:t>
+      </w:r>
+    </w:p>
+    <w:p>
+      <w:pPr>
         <w:spacing w:after="40"/>
       </w:pPr>
     </w:p>
@@ -14544,7 +15412,7 @@
           <w:sz w:val="18"/>
           <w:szCs w:val="18"/>
         </w:rPr>
-        <w:t xml:space="preserve">Thina CRM v1.0.0 • Generated 20 April 2026</w:t>
+        <w:t xml:space="preserve">Thina CRM v1.0.1 • Generated 20 April 2026</w:t>
       </w:r>
     </w:p>
     <w:sectPr>

--- a/docs/Training Documents/Thina_CRM_User_Training_Guide.docx
+++ b/docs/Training Documents/Thina_CRM_User_Training_Guide.docx
@@ -66,7 +66,7 @@
           <w:sz w:val="28"/>
           <w:szCs w:val="28"/>
         </w:rPr>
-        <w:t xml:space="preserve">Version 1.1.0</w:t>
+        <w:t xml:space="preserve">Version 1.3.6</w:t>
       </w:r>
     </w:p>
     <w:p>
@@ -81,7 +81,7 @@
           <w:sz w:val="24"/>
           <w:szCs w:val="24"/>
         </w:rPr>
-        <w:t xml:space="preserve">20 April 2026</w:t>
+        <w:t xml:space="preserve">26 April 2026</w:t>
       </w:r>
     </w:p>
     <w:p>
@@ -1030,6 +1030,418 @@
     </w:p>
     <w:p>
       <w:pPr>
+        <w:pStyle w:val="Heading1"/>
+        <w:spacing w:after="120" w:before="300"/>
+      </w:pPr>
+      <w:r>
+        <w:t xml:space="preserve">v1.3.x — New Feature Training</w:t>
+      </w:r>
+    </w:p>
+    <w:p>
+      <w:pPr>
+        <w:pStyle w:val="Heading2"/>
+        <w:spacing w:after="120" w:before="300"/>
+      </w:pPr>
+      <w:r>
+        <w:t xml:space="preserve">Setting Up Your Agent Profile (v1.3.6)</w:t>
+      </w:r>
+    </w:p>
+    <w:p>
+      <w:pPr>
+        <w:spacing w:after="100"/>
+      </w:pPr>
+      <w:r>
+        <w:rPr>
+          <w:rFonts w:ascii="Aptos" w:cs="Aptos" w:eastAsia="Aptos" w:hAnsi="Aptos"/>
+          <w:sz w:val="22"/>
+          <w:szCs w:val="22"/>
+        </w:rPr>
+        <w:t xml:space="preserve">Your Agent Profile drives the branding on every CMA report and document Thina CRM produces for your clients. Set it up once and your details flow through automatically.</w:t>
+      </w:r>
+    </w:p>
+    <w:p>
+      <w:pPr>
+        <w:pStyle w:val="Heading3"/>
+        <w:spacing w:after="120" w:before="300"/>
+      </w:pPr>
+      <w:r>
+        <w:t xml:space="preserve">How to Complete Your Profile</w:t>
+      </w:r>
+    </w:p>
+    <w:p>
+      <w:pPr>
+        <w:pStyle w:val="ListParagraph"/>
+        <w:numPr>
+          <w:ilvl w:val="0"/>
+          <w:numId w:val="1"/>
+        </w:numPr>
+        <w:spacing w:after="40"/>
+      </w:pPr>
+      <w:r>
+        <w:rPr>
+          <w:rFonts w:ascii="Aptos" w:cs="Aptos" w:eastAsia="Aptos" w:hAnsi="Aptos"/>
+          <w:sz w:val="22"/>
+          <w:szCs w:val="22"/>
+        </w:rPr>
+        <w:t xml:space="preserve">Click the new 'Settings' group in the sidebar, then choose 'Agent Profile'.</w:t>
+      </w:r>
+    </w:p>
+    <w:p>
+      <w:pPr>
+        <w:pStyle w:val="ListParagraph"/>
+        <w:numPr>
+          <w:ilvl w:val="0"/>
+          <w:numId w:val="1"/>
+        </w:numPr>
+        <w:spacing w:after="40"/>
+      </w:pPr>
+      <w:r>
+        <w:rPr>
+          <w:rFonts w:ascii="Aptos" w:cs="Aptos" w:eastAsia="Aptos" w:hAnsi="Aptos"/>
+          <w:sz w:val="22"/>
+          <w:szCs w:val="22"/>
+        </w:rPr>
+        <w:t xml:space="preserve">Fill in Personal Details: first name, last name, display name, phone, WhatsApp, job title, short bio.</w:t>
+      </w:r>
+    </w:p>
+    <w:p>
+      <w:pPr>
+        <w:pStyle w:val="ListParagraph"/>
+        <w:numPr>
+          <w:ilvl w:val="0"/>
+          <w:numId w:val="1"/>
+        </w:numPr>
+        <w:spacing w:after="40"/>
+      </w:pPr>
+      <w:r>
+        <w:rPr>
+          <w:rFonts w:ascii="Aptos" w:cs="Aptos" w:eastAsia="Aptos" w:hAnsi="Aptos"/>
+          <w:sz w:val="22"/>
+          <w:szCs w:val="22"/>
+        </w:rPr>
+        <w:t xml:space="preserve">Fill in Agency: agency name, branch, company registration number, VAT number.</w:t>
+      </w:r>
+    </w:p>
+    <w:p>
+      <w:pPr>
+        <w:pStyle w:val="ListParagraph"/>
+        <w:numPr>
+          <w:ilvl w:val="0"/>
+          <w:numId w:val="1"/>
+        </w:numPr>
+        <w:spacing w:after="40"/>
+      </w:pPr>
+      <w:r>
+        <w:rPr>
+          <w:rFonts w:ascii="Aptos" w:cs="Aptos" w:eastAsia="Aptos" w:hAnsi="Aptos"/>
+          <w:sz w:val="22"/>
+          <w:szCs w:val="22"/>
+        </w:rPr>
+        <w:t xml:space="preserve">Fill in EAAB / FFC Compliance: FFC number, FFC expiry date, EAAB registration number — these print on every CMA.</w:t>
+      </w:r>
+    </w:p>
+    <w:p>
+      <w:pPr>
+        <w:pStyle w:val="ListParagraph"/>
+        <w:numPr>
+          <w:ilvl w:val="0"/>
+          <w:numId w:val="1"/>
+        </w:numPr>
+        <w:spacing w:after="40"/>
+      </w:pPr>
+      <w:r>
+        <w:rPr>
+          <w:rFonts w:ascii="Aptos" w:cs="Aptos" w:eastAsia="Aptos" w:hAnsi="Aptos"/>
+          <w:sz w:val="22"/>
+          <w:szCs w:val="22"/>
+        </w:rPr>
+        <w:t xml:space="preserve">Upload Branding: a profile photo and your agency logo (max 2MB each, PNG/JPEG). They are stored in Firebase Storage scoped to your account.</w:t>
+      </w:r>
+    </w:p>
+    <w:p>
+      <w:pPr>
+        <w:pStyle w:val="ListParagraph"/>
+        <w:numPr>
+          <w:ilvl w:val="0"/>
+          <w:numId w:val="1"/>
+        </w:numPr>
+        <w:spacing w:after="40"/>
+      </w:pPr>
+      <w:r>
+        <w:rPr>
+          <w:rFonts w:ascii="Aptos" w:cs="Aptos" w:eastAsia="Aptos" w:hAnsi="Aptos"/>
+          <w:sz w:val="22"/>
+          <w:szCs w:val="22"/>
+        </w:rPr>
+        <w:t xml:space="preserve">Set your brand primary and accent colours and your email signature block.</w:t>
+      </w:r>
+    </w:p>
+    <w:p>
+      <w:pPr>
+        <w:pStyle w:val="ListParagraph"/>
+        <w:numPr>
+          <w:ilvl w:val="0"/>
+          <w:numId w:val="1"/>
+        </w:numPr>
+        <w:spacing w:after="40"/>
+      </w:pPr>
+      <w:r>
+        <w:rPr>
+          <w:rFonts w:ascii="Aptos" w:cs="Aptos" w:eastAsia="Aptos" w:hAnsi="Aptos"/>
+          <w:sz w:val="22"/>
+          <w:szCs w:val="22"/>
+        </w:rPr>
+        <w:t xml:space="preserve">Add Web &amp; Social links: website, LinkedIn, Facebook, Instagram handle.</w:t>
+      </w:r>
+    </w:p>
+    <w:p>
+      <w:pPr>
+        <w:pStyle w:val="ListParagraph"/>
+        <w:numPr>
+          <w:ilvl w:val="0"/>
+          <w:numId w:val="1"/>
+        </w:numPr>
+        <w:spacing w:after="40"/>
+      </w:pPr>
+      <w:r>
+        <w:rPr>
+          <w:rFonts w:ascii="Aptos" w:cs="Aptos" w:eastAsia="Aptos" w:hAnsi="Aptos"/>
+          <w:sz w:val="22"/>
+          <w:szCs w:val="22"/>
+        </w:rPr>
+        <w:t xml:space="preserve">Click Save. Your profile photo and agency logo will now appear on the cover and the agent card of every CMA PDF you download.</w:t>
+      </w:r>
+    </w:p>
+    <w:p>
+      <w:pPr>
+        <w:pStyle w:val="Heading2"/>
+        <w:spacing w:after="120" w:before="300"/>
+      </w:pPr>
+      <w:r>
+        <w:t xml:space="preserve">Address Autocomplete (v1.3.4)</w:t>
+      </w:r>
+    </w:p>
+    <w:p>
+      <w:pPr>
+        <w:spacing w:after="100"/>
+      </w:pPr>
+      <w:r>
+        <w:rPr>
+          <w:rFonts w:ascii="Aptos" w:cs="Aptos" w:eastAsia="Aptos" w:hAnsi="Aptos"/>
+          <w:sz w:val="22"/>
+          <w:szCs w:val="22"/>
+        </w:rPr>
+        <w:t xml:space="preserve">The Properties form, the CMA Subject Property form and each CMA Comparable row now use Google Places autocomplete. Start typing a South African address and pick the right one from the dropdown — the system captures the full formatted address, suburb, city and exact GPS coordinates automatically.</w:t>
+      </w:r>
+    </w:p>
+    <w:p>
+      <w:pPr>
+        <w:pStyle w:val="ListParagraph"/>
+        <w:numPr>
+          <w:ilvl w:val="0"/>
+          <w:numId w:val="1"/>
+        </w:numPr>
+        <w:spacing w:after="40"/>
+      </w:pPr>
+      <w:r>
+        <w:rPr>
+          <w:rFonts w:ascii="Aptos" w:cs="Aptos" w:eastAsia="Aptos" w:hAnsi="Aptos"/>
+          <w:sz w:val="22"/>
+          <w:szCs w:val="22"/>
+        </w:rPr>
+        <w:t xml:space="preserve">For CMAs, the captured coordinates are passed to the Gemini AI so it can find truly local comparables instead of guessing from the suburb name.</w:t>
+      </w:r>
+    </w:p>
+    <w:p>
+      <w:pPr>
+        <w:pStyle w:val="ListParagraph"/>
+        <w:numPr>
+          <w:ilvl w:val="0"/>
+          <w:numId w:val="1"/>
+        </w:numPr>
+        <w:spacing w:after="40"/>
+      </w:pPr>
+      <w:r>
+        <w:rPr>
+          <w:rFonts w:ascii="Aptos" w:cs="Aptos" w:eastAsia="Aptos" w:hAnsi="Aptos"/>
+          <w:sz w:val="22"/>
+          <w:szCs w:val="22"/>
+        </w:rPr>
+        <w:t xml:space="preserve">All Place Details lookups are cached for 30 days, so re-using the same address is instant and free.</w:t>
+      </w:r>
+    </w:p>
+    <w:p>
+      <w:pPr>
+        <w:pStyle w:val="Heading2"/>
+        <w:spacing w:after="120" w:before="300"/>
+      </w:pPr>
+      <w:r>
+        <w:t xml:space="preserve">New CMA PDF Layout (v1.3.5)</w:t>
+      </w:r>
+    </w:p>
+    <w:p>
+      <w:pPr>
+        <w:spacing w:after="100"/>
+      </w:pPr>
+      <w:r>
+        <w:rPr>
+          <w:rFonts w:ascii="Aptos" w:cs="Aptos" w:eastAsia="Aptos" w:hAnsi="Aptos"/>
+          <w:sz w:val="22"/>
+          <w:szCs w:val="22"/>
+        </w:rPr>
+        <w:t xml:space="preserve">The CMA PDF has been completely redesigned. When you click 'Download PDF' on any CMA report you now get:</w:t>
+      </w:r>
+    </w:p>
+    <w:p>
+      <w:pPr>
+        <w:pStyle w:val="ListParagraph"/>
+        <w:numPr>
+          <w:ilvl w:val="0"/>
+          <w:numId w:val="1"/>
+        </w:numPr>
+        <w:spacing w:after="40"/>
+      </w:pPr>
+      <w:r>
+        <w:rPr>
+          <w:rFonts w:ascii="Aptos" w:cs="Aptos" w:eastAsia="Aptos" w:hAnsi="Aptos"/>
+          <w:sz w:val="22"/>
+          <w:szCs w:val="22"/>
+        </w:rPr>
+        <w:t xml:space="preserve">A branded cover page with the subject address and your name/agency.</w:t>
+      </w:r>
+    </w:p>
+    <w:p>
+      <w:pPr>
+        <w:pStyle w:val="ListParagraph"/>
+        <w:numPr>
+          <w:ilvl w:val="0"/>
+          <w:numId w:val="1"/>
+        </w:numPr>
+        <w:spacing w:after="40"/>
+      </w:pPr>
+      <w:r>
+        <w:rPr>
+          <w:rFonts w:ascii="Aptos" w:cs="Aptos" w:eastAsia="Aptos" w:hAnsi="Aptos"/>
+          <w:sz w:val="22"/>
+          <w:szCs w:val="22"/>
+        </w:rPr>
+        <w:t xml:space="preserve">An executive summary with KPI tiles and a visual value-range bar.</w:t>
+      </w:r>
+    </w:p>
+    <w:p>
+      <w:pPr>
+        <w:pStyle w:val="ListParagraph"/>
+        <w:numPr>
+          <w:ilvl w:val="0"/>
+          <w:numId w:val="1"/>
+        </w:numPr>
+        <w:spacing w:after="40"/>
+      </w:pPr>
+      <w:r>
+        <w:rPr>
+          <w:rFonts w:ascii="Aptos" w:cs="Aptos" w:eastAsia="Aptos" w:hAnsi="Aptos"/>
+          <w:sz w:val="22"/>
+          <w:szCs w:val="22"/>
+        </w:rPr>
+        <w:t xml:space="preserve">A subject property tearsheet showing all subject details on one page.</w:t>
+      </w:r>
+    </w:p>
+    <w:p>
+      <w:pPr>
+        <w:pStyle w:val="ListParagraph"/>
+        <w:numPr>
+          <w:ilvl w:val="0"/>
+          <w:numId w:val="1"/>
+        </w:numPr>
+        <w:spacing w:after="40"/>
+      </w:pPr>
+      <w:r>
+        <w:rPr>
+          <w:rFonts w:ascii="Aptos" w:cs="Aptos" w:eastAsia="Aptos" w:hAnsi="Aptos"/>
+          <w:sz w:val="22"/>
+          <w:szCs w:val="22"/>
+        </w:rPr>
+        <w:t xml:space="preserve">Detailed per-comparable cards (one per comparable sale).</w:t>
+      </w:r>
+    </w:p>
+    <w:p>
+      <w:pPr>
+        <w:pStyle w:val="ListParagraph"/>
+        <w:numPr>
+          <w:ilvl w:val="0"/>
+          <w:numId w:val="1"/>
+        </w:numPr>
+        <w:spacing w:after="40"/>
+      </w:pPr>
+      <w:r>
+        <w:rPr>
+          <w:rFonts w:ascii="Aptos" w:cs="Aptos" w:eastAsia="Aptos" w:hAnsi="Aptos"/>
+          <w:sz w:val="22"/>
+          <w:szCs w:val="22"/>
+        </w:rPr>
+        <w:t xml:space="preserve">A side-by-side comparison matrix and a price distribution chart.</w:t>
+      </w:r>
+    </w:p>
+    <w:p>
+      <w:pPr>
+        <w:pStyle w:val="ListParagraph"/>
+        <w:numPr>
+          <w:ilvl w:val="0"/>
+          <w:numId w:val="1"/>
+        </w:numPr>
+        <w:spacing w:after="40"/>
+      </w:pPr>
+      <w:r>
+        <w:rPr>
+          <w:rFonts w:ascii="Aptos" w:cs="Aptos" w:eastAsia="Aptos" w:hAnsi="Aptos"/>
+          <w:sz w:val="22"/>
+          <w:szCs w:val="22"/>
+        </w:rPr>
+        <w:t xml:space="preserve">A three-tier pricing strategy: suggested list price, target sale price, walk-away floor.</w:t>
+      </w:r>
+    </w:p>
+    <w:p>
+      <w:pPr>
+        <w:pStyle w:val="ListParagraph"/>
+        <w:numPr>
+          <w:ilvl w:val="0"/>
+          <w:numId w:val="1"/>
+        </w:numPr>
+        <w:spacing w:after="40"/>
+      </w:pPr>
+      <w:r>
+        <w:rPr>
+          <w:rFonts w:ascii="Aptos" w:cs="Aptos" w:eastAsia="Aptos" w:hAnsi="Aptos"/>
+          <w:sz w:val="22"/>
+          <w:szCs w:val="22"/>
+        </w:rPr>
+        <w:t xml:space="preserve">Your full agent contact card at the end — with profile photo, agency logo, FFC# and contact details from your Agent Profile.</w:t>
+      </w:r>
+    </w:p>
+    <w:p>
+      <w:pPr>
+        <w:pStyle w:val="Heading2"/>
+        <w:spacing w:after="120" w:before="300"/>
+      </w:pPr>
+      <w:r>
+        <w:t xml:space="preserve">Better Login Stability (v1.3.1)</w:t>
+      </w:r>
+    </w:p>
+    <w:p>
+      <w:pPr>
+        <w:spacing w:after="100"/>
+      </w:pPr>
+      <w:r>
+        <w:rPr>
+          <w:rFonts w:ascii="Aptos" w:cs="Aptos" w:eastAsia="Aptos" w:hAnsi="Aptos"/>
+          <w:sz w:val="22"/>
+          <w:szCs w:val="22"/>
+        </w:rPr>
+        <w:t xml:space="preserve">You should no longer be unexpectedly logged out when navigating between pages. The system now keeps your session alive even when Firebase rotates your authentication token in the background (every ~55 minutes).</w:t>
+      </w:r>
+    </w:p>
+    <w:p>
+      <w:pPr>
         <w:spacing w:after="40"/>
       </w:pPr>
     </w:p>
@@ -1067,7 +1479,7 @@
           <w:sz w:val="18"/>
           <w:szCs w:val="18"/>
         </w:rPr>
-        <w:t xml:space="preserve">Thina CRM v1.1.0 • Generated 20 April 2026</w:t>
+        <w:t xml:space="preserve">Thina CRM v1.3.6 • Generated 26 April 2026</w:t>
       </w:r>
     </w:p>
     <w:sectPr>
@@ -1512,10 +1924,4 @@
     </w:rPr>
   </w:style>
 </w:styles>
-</file>
-
-<file path=docMetadata/LabelInfo.xml><?xml version="1.0" encoding="utf-8"?>
-<clbl:labelList xmlns:clbl="http://schemas.microsoft.com/office/2020/mipLabelMetadata">
-  <clbl:label id="{f42aa342-8706-4288-bd11-ebb85995028c}" enabled="1" method="Privileged" siteId="{72f988bf-86f1-41af-91ab-2d7cd011db47}" contentBits="0" removed="0"/>
-</clbl:labelList>
 </file>